--- a/Project.docx
+++ b/Project.docx
@@ -111,25 +111,7 @@
           <w:bCs/>
           <w:rtl/>
         </w:rPr>
-        <w:t xml:space="preserve">) + </w:t>
-      </w:r>
-      <w:proofErr w:type="spellStart"/>
-      <w:r>
-        <w:rPr>
-          <w:b/>
-          <w:bCs/>
-          <w:rtl/>
-        </w:rPr>
-        <w:t>ريلاي</w:t>
-      </w:r>
-      <w:proofErr w:type="spellEnd"/>
-      <w:r>
-        <w:rPr>
-          <w:b/>
-          <w:bCs/>
-          <w:rtl/>
-        </w:rPr>
-        <w:t xml:space="preserve"> موصول بلمبة تجريبية.</w:t>
+        <w:t>) + ريلاي موصول بلمبة تجريبية.</w:t>
       </w:r>
     </w:p>
     <w:p>
@@ -215,52 +197,15 @@
           <w:bCs/>
           <w:rtl/>
         </w:rPr>
-        <w:t xml:space="preserve"> </w:t>
-      </w:r>
-      <w:proofErr w:type="gramStart"/>
-      <w:r>
-        <w:rPr>
-          <w:rFonts w:hint="cs"/>
-          <w:b/>
-          <w:bCs/>
-          <w:rtl/>
-        </w:rPr>
-        <w:t xml:space="preserve">و </w:t>
-      </w:r>
-      <w:r>
-        <w:rPr>
-          <w:b/>
-          <w:bCs/>
-          <w:rtl/>
-        </w:rPr>
-        <w:t>المايك</w:t>
-      </w:r>
-      <w:proofErr w:type="gramEnd"/>
-      <w:r>
-        <w:rPr>
-          <w:b/>
-          <w:bCs/>
-          <w:rtl/>
-        </w:rPr>
-        <w:t xml:space="preserve"> يلتقط الصوت، النموذج يتعرف عليه فوراً، ويفصل اللمبة </w:t>
-      </w:r>
-      <w:proofErr w:type="spellStart"/>
-      <w:r>
-        <w:rPr>
-          <w:b/>
-          <w:bCs/>
-          <w:rtl/>
-        </w:rPr>
-        <w:t>بالريلاي</w:t>
-      </w:r>
-      <w:proofErr w:type="spellEnd"/>
-      <w:r>
-        <w:rPr>
-          <w:b/>
-          <w:bCs/>
-          <w:rtl/>
-        </w:rPr>
-        <w:t xml:space="preserve"> في أجزاء من الثانية.</w:t>
+        <w:t xml:space="preserve"> و </w:t>
+      </w:r>
+      <w:r>
+        <w:rPr>
+          <w:b/>
+          <w:bCs/>
+          <w:rtl/>
+        </w:rPr>
+        <w:t>المايك يلتقط الصوت، النموذج يتعرف عليه فوراً، ويفصل اللمبة بالريلاي في أجزاء من الثانية.</w:t>
       </w:r>
     </w:p>
     <w:p>
@@ -320,42 +265,15 @@
           <w:bCs/>
           <w:rtl/>
         </w:rPr>
-        <w:t xml:space="preserve">مرآة القياس الحيوي غير </w:t>
-      </w:r>
-      <w:proofErr w:type="spellStart"/>
-      <w:r>
-        <w:rPr>
-          <w:b/>
-          <w:bCs/>
-          <w:rtl/>
-        </w:rPr>
-        <w:t>التلامسي</w:t>
-      </w:r>
-      <w:proofErr w:type="spellEnd"/>
-      <w:r>
-        <w:rPr>
-          <w:b/>
-          <w:bCs/>
-          <w:rtl/>
-        </w:rPr>
-        <w:t xml:space="preserve"> (</w:t>
-      </w:r>
-      <w:r>
-        <w:rPr>
-          <w:b/>
-          <w:bCs/>
-        </w:rPr>
-        <w:t xml:space="preserve">Contactless Vitals via </w:t>
-      </w:r>
-      <w:proofErr w:type="spellStart"/>
-      <w:r>
-        <w:rPr>
-          <w:b/>
-          <w:bCs/>
-        </w:rPr>
-        <w:t>rPPG</w:t>
-      </w:r>
-      <w:proofErr w:type="spellEnd"/>
+        <w:t>مرآة القياس الحيوي غير التلامسي (</w:t>
+      </w:r>
+      <w:r>
+        <w:rPr>
+          <w:b/>
+          <w:bCs/>
+        </w:rPr>
+        <w:t>Contactless Vitals via rPPG</w:t>
+      </w:r>
       <w:r>
         <w:rPr>
           <w:b/>
@@ -927,29 +845,76 @@
           <w:bCs/>
           <w:rtl/>
         </w:rPr>
-        <w:t>5</w:t>
-      </w:r>
-      <w:r>
-        <w:rPr>
-          <w:b/>
-          <w:bCs/>
-          <w:rtl/>
-        </w:rPr>
-        <w:t>الاستطلاع التكتيكي واقتحام المباني</w:t>
-      </w:r>
-      <w:r>
-        <w:rPr>
-          <w:b/>
-          <w:bCs/>
-        </w:rPr>
-        <w:t xml:space="preserve"> (Tactical Room Clearing &amp; Hostage Rescue)</w:t>
+        <w:t>ملخص المشروع: نظام الحراسة الراداري–الحراري لرصد الإبل</w:t>
+      </w:r>
+      <w:r>
+        <w:rPr>
+          <w:b/>
+          <w:bCs/>
+        </w:rPr>
+        <w:t xml:space="preserve"> (Camel-Guard)</w:t>
+      </w:r>
+    </w:p>
+    <w:p>
+      <w:pPr>
+        <w:rPr>
+          <w:b/>
+          <w:bCs/>
+        </w:rPr>
+      </w:pPr>
+      <w:r>
+        <w:rPr>
+          <w:b/>
+          <w:bCs/>
+          <w:rtl/>
+        </w:rPr>
+        <w:t>المشكلة الواقعية</w:t>
+      </w:r>
+    </w:p>
+    <w:p>
+      <w:pPr>
+        <w:rPr>
+          <w:b/>
+          <w:bCs/>
+        </w:rPr>
+      </w:pPr>
+      <w:r>
+        <w:rPr>
+          <w:b/>
+          <w:bCs/>
+          <w:rtl/>
+        </w:rPr>
+        <w:t>تُشكل الإبل السائبة على الطرق السريعة غير المضاءة خطراً حرجاً على السلامة، حيث يصعب رصدها ليلاً بالعين المجردة أو بالكاميرات التقليدية في العواصف الترابية، بينما تفشل الحساسات المنفردة (مثل حساسات الحركة البسيطة) بسبب الإنذارات الكاذبة الناتجة عن الرياح والأتربة وحرارة الأسفلت</w:t>
+      </w:r>
+      <w:r>
+        <w:rPr>
+          <w:b/>
+          <w:bCs/>
+        </w:rPr>
+        <w:t>.</w:t>
+      </w:r>
+    </w:p>
+    <w:p>
+      <w:pPr>
+        <w:rPr>
+          <w:b/>
+          <w:bCs/>
+        </w:rPr>
+      </w:pPr>
+      <w:r>
+        <w:rPr>
+          <w:b/>
+          <w:bCs/>
+          <w:rtl/>
+        </w:rPr>
+        <w:t>البنية العتادية الأساسية</w:t>
       </w:r>
     </w:p>
     <w:p>
       <w:pPr>
         <w:numPr>
           <w:ilvl w:val="0"/>
-          <w:numId w:val="10"/>
+          <w:numId w:val="11"/>
         </w:numPr>
         <w:rPr>
           <w:b/>
@@ -962,7 +927,7 @@
           <w:bCs/>
           <w:rtl/>
         </w:rPr>
-        <w:t>المشكلة الواقعية</w:t>
+        <w:t>شريحة المعالجة</w:t>
       </w:r>
       <w:r>
         <w:rPr>
@@ -977,51 +942,36 @@
           <w:bCs/>
           <w:rtl/>
         </w:rPr>
-        <w:t xml:space="preserve">في العمليات الخاصة ومكافحة الإرهاب، أكبر خطر يواجه القوات هو </w:t>
-      </w:r>
-      <w:r>
-        <w:rPr>
-          <w:b/>
-          <w:bCs/>
-        </w:rPr>
-        <w:t>"</w:t>
-      </w:r>
-      <w:r>
-        <w:rPr>
-          <w:b/>
-          <w:bCs/>
-          <w:rtl/>
-        </w:rPr>
-        <w:t>الزاوية العمياء خلف الباب أو الجدار</w:t>
-      </w:r>
-      <w:r>
-        <w:rPr>
-          <w:b/>
-          <w:bCs/>
-        </w:rPr>
-        <w:t xml:space="preserve">". </w:t>
-      </w:r>
-      <w:r>
-        <w:rPr>
-          <w:b/>
-          <w:bCs/>
-          <w:rtl/>
-        </w:rPr>
-        <w:t>الدخول بدون معرفة ما بالداخل قد يعني كميناً أو إصابة رهائن</w:t>
-      </w:r>
-      <w:r>
-        <w:rPr>
-          <w:b/>
-          <w:bCs/>
-        </w:rPr>
-        <w:t>.</w:t>
+        <w:t>متحكم</w:t>
+      </w:r>
+      <w:r>
+        <w:rPr>
+          <w:b/>
+          <w:bCs/>
+        </w:rPr>
+        <w:t xml:space="preserve"> ESP32 </w:t>
+      </w:r>
+      <w:r>
+        <w:rPr>
+          <w:b/>
+          <w:bCs/>
+          <w:rtl/>
+        </w:rPr>
+        <w:t>لتجميع البيانات وتنفيذ منطق الاستدلال على الحافة</w:t>
+      </w:r>
+      <w:r>
+        <w:rPr>
+          <w:b/>
+          <w:bCs/>
+        </w:rPr>
+        <w:t xml:space="preserve"> (Edge AI Inference).</w:t>
       </w:r>
     </w:p>
     <w:p>
       <w:pPr>
         <w:numPr>
           <w:ilvl w:val="0"/>
-          <w:numId w:val="10"/>
+          <w:numId w:val="11"/>
         </w:numPr>
         <w:rPr>
           <w:b/>
@@ -1034,32 +984,344 @@
           <w:bCs/>
           <w:rtl/>
         </w:rPr>
-        <w:t xml:space="preserve">كيف يعمل </w:t>
-      </w:r>
-      <w:proofErr w:type="spellStart"/>
-      <w:r>
-        <w:rPr>
-          <w:b/>
-          <w:bCs/>
-          <w:rtl/>
-        </w:rPr>
-        <w:t>عتادياً</w:t>
-      </w:r>
-      <w:proofErr w:type="spellEnd"/>
-      <w:r>
-        <w:rPr>
-          <w:b/>
-          <w:bCs/>
-          <w:rtl/>
-        </w:rPr>
-        <w:t xml:space="preserve"> وذكاء اصطناعي؟</w:t>
+        <w:t>رادار الموجات المليمترية</w:t>
+      </w:r>
+      <w:r>
+        <w:rPr>
+          <w:b/>
+          <w:bCs/>
+        </w:rPr>
+        <w:t xml:space="preserve"> (HLK-LD2410 24GHz): </w:t>
+      </w:r>
+      <w:r>
+        <w:rPr>
+          <w:b/>
+          <w:bCs/>
+          <w:rtl/>
+        </w:rPr>
+        <w:t>استشعار الحركة والمسافة عبر بوابات المسافة</w:t>
+      </w:r>
+      <w:r>
+        <w:rPr>
+          <w:b/>
+          <w:bCs/>
+        </w:rPr>
+        <w:t xml:space="preserve"> (Distance Gates)</w:t>
+      </w:r>
+      <w:r>
+        <w:rPr>
+          <w:b/>
+          <w:bCs/>
+          <w:rtl/>
+        </w:rPr>
+        <w:t>، ويعمل بكفاءة عبر الحواجز الخفيفة (مثل واجهة بلاستيكية أو زجاجية لصندوق الحماية) دون التأثر بالظلام أو الغبار</w:t>
+      </w:r>
+      <w:r>
+        <w:rPr>
+          <w:b/>
+          <w:bCs/>
+        </w:rPr>
+        <w:t>.</w:t>
+      </w:r>
+    </w:p>
+    <w:p>
+      <w:pPr>
+        <w:numPr>
+          <w:ilvl w:val="0"/>
+          <w:numId w:val="11"/>
+        </w:numPr>
+        <w:rPr>
+          <w:b/>
+          <w:bCs/>
+        </w:rPr>
+      </w:pPr>
+      <w:r>
+        <w:rPr>
+          <w:b/>
+          <w:bCs/>
+          <w:rtl/>
+        </w:rPr>
+        <w:t>الحساس الحراري غير التلامسي</w:t>
+      </w:r>
+      <w:r>
+        <w:rPr>
+          <w:b/>
+          <w:bCs/>
+        </w:rPr>
+        <w:t xml:space="preserve"> (MLX90614 </w:t>
+      </w:r>
+      <w:r>
+        <w:rPr>
+          <w:b/>
+          <w:bCs/>
+          <w:rtl/>
+        </w:rPr>
+        <w:t>عبر</w:t>
+      </w:r>
+      <w:r>
+        <w:rPr>
+          <w:b/>
+          <w:bCs/>
+        </w:rPr>
+        <w:t xml:space="preserve"> I2C): </w:t>
+      </w:r>
+      <w:r>
+        <w:rPr>
+          <w:b/>
+          <w:bCs/>
+          <w:rtl/>
+        </w:rPr>
+        <w:t>قراءة درجة حرارة السطح المستهدف ومقارنتها بدرجة حرارة المحيط للتحقق من البصمة البيولوجية</w:t>
+      </w:r>
+      <w:r>
+        <w:rPr>
+          <w:b/>
+          <w:bCs/>
+        </w:rPr>
+        <w:t>.</w:t>
+      </w:r>
+    </w:p>
+    <w:p>
+      <w:pPr>
+        <w:rPr>
+          <w:b/>
+          <w:bCs/>
+        </w:rPr>
+      </w:pPr>
+      <w:r>
+        <w:rPr>
+          <w:b/>
+          <w:bCs/>
+          <w:rtl/>
+        </w:rPr>
+        <w:t>آلية العمل ودمج الحساسات</w:t>
+      </w:r>
+      <w:r>
+        <w:rPr>
+          <w:b/>
+          <w:bCs/>
+        </w:rPr>
+        <w:t xml:space="preserve"> (Sensor Fusion)</w:t>
+      </w:r>
+    </w:p>
+    <w:p>
+      <w:pPr>
+        <w:numPr>
+          <w:ilvl w:val="0"/>
+          <w:numId w:val="12"/>
+        </w:numPr>
+        <w:rPr>
+          <w:b/>
+          <w:bCs/>
+        </w:rPr>
+      </w:pPr>
+      <w:r>
+        <w:rPr>
+          <w:b/>
+          <w:bCs/>
+          <w:rtl/>
+        </w:rPr>
+        <w:t>الرصد الأولي</w:t>
+      </w:r>
+      <w:r>
+        <w:rPr>
+          <w:b/>
+          <w:bCs/>
+        </w:rPr>
+        <w:t xml:space="preserve"> (Trigger): </w:t>
+      </w:r>
+      <w:r>
+        <w:rPr>
+          <w:b/>
+          <w:bCs/>
+          <w:rtl/>
+        </w:rPr>
+        <w:t>يراقب الرادار قطاع الطريق باستمرار، ويحدد وجود جسم وحركته ومسافته بدقة عبر بوابات الطاقة</w:t>
+      </w:r>
+      <w:r>
+        <w:rPr>
+          <w:b/>
+          <w:bCs/>
+        </w:rPr>
+        <w:t>.</w:t>
+      </w:r>
+    </w:p>
+    <w:p>
+      <w:pPr>
+        <w:numPr>
+          <w:ilvl w:val="0"/>
+          <w:numId w:val="12"/>
+        </w:numPr>
+        <w:rPr>
+          <w:b/>
+          <w:bCs/>
+        </w:rPr>
+      </w:pPr>
+      <w:r>
+        <w:rPr>
+          <w:b/>
+          <w:bCs/>
+          <w:rtl/>
+        </w:rPr>
+        <w:t>التحقق الحراري</w:t>
+      </w:r>
+      <w:r>
+        <w:rPr>
+          <w:b/>
+          <w:bCs/>
+        </w:rPr>
+        <w:t xml:space="preserve"> (Verification): </w:t>
+      </w:r>
+      <w:r>
+        <w:rPr>
+          <w:b/>
+          <w:bCs/>
+          <w:rtl/>
+        </w:rPr>
+        <w:t>عند تجاوز طاقة الرادار عتبة معينة لجسم في مسافة محددة، تُفحص قراءة الحساس الحراري الموجهة لنفس النطاق لحساب الفارق الحراري</w:t>
+      </w:r>
+      <w:r>
+        <w:rPr>
+          <w:b/>
+          <w:bCs/>
+        </w:rPr>
+        <w:t xml:space="preserve"> (</w:t>
+      </w:r>
+      <m:oMath>
+        <m:r>
+          <m:rPr>
+            <m:sty m:val="b"/>
+          </m:rPr>
+          <w:rPr>
+            <w:rFonts w:ascii="Cambria Math" w:hAnsi="Cambria Math"/>
+          </w:rPr>
+          <m:t>Δ</m:t>
+        </m:r>
+        <m:r>
+          <m:rPr>
+            <m:sty m:val="bi"/>
+          </m:rPr>
+          <w:rPr>
+            <w:rFonts w:ascii="Cambria Math" w:hAnsi="Cambria Math"/>
+          </w:rPr>
+          <m:t>T=</m:t>
+        </m:r>
+        <m:sSub>
+          <m:sSubPr>
+            <m:ctrlPr>
+              <w:rPr>
+                <w:rFonts w:ascii="Cambria Math" w:hAnsi="Cambria Math"/>
+                <w:b/>
+                <w:bCs/>
+              </w:rPr>
+            </m:ctrlPr>
+          </m:sSubPr>
+          <m:e>
+            <m:r>
+              <m:rPr>
+                <m:sty m:val="bi"/>
+              </m:rPr>
+              <w:rPr>
+                <w:rFonts w:ascii="Cambria Math" w:hAnsi="Cambria Math"/>
+              </w:rPr>
+              <m:t>T</m:t>
+            </m:r>
+          </m:e>
+          <m:sub>
+            <m:r>
+              <m:rPr>
+                <m:sty m:val="bi"/>
+              </m:rPr>
+              <w:rPr>
+                <w:rFonts w:ascii="Cambria Math" w:hAnsi="Cambria Math"/>
+              </w:rPr>
+              <m:t>object</m:t>
+            </m:r>
+          </m:sub>
+        </m:sSub>
+        <m:r>
+          <m:rPr>
+            <m:sty m:val="bi"/>
+          </m:rPr>
+          <w:rPr>
+            <w:rFonts w:ascii="Cambria Math" w:hAnsi="Cambria Math"/>
+          </w:rPr>
+          <m:t>-</m:t>
+        </m:r>
+        <m:sSub>
+          <m:sSubPr>
+            <m:ctrlPr>
+              <w:rPr>
+                <w:rFonts w:ascii="Cambria Math" w:hAnsi="Cambria Math"/>
+                <w:b/>
+                <w:bCs/>
+              </w:rPr>
+            </m:ctrlPr>
+          </m:sSubPr>
+          <m:e>
+            <m:r>
+              <m:rPr>
+                <m:sty m:val="bi"/>
+              </m:rPr>
+              <w:rPr>
+                <w:rFonts w:ascii="Cambria Math" w:hAnsi="Cambria Math"/>
+              </w:rPr>
+              <m:t>T</m:t>
+            </m:r>
+          </m:e>
+          <m:sub>
+            <m:r>
+              <m:rPr>
+                <m:sty m:val="bi"/>
+              </m:rPr>
+              <w:rPr>
+                <w:rFonts w:ascii="Cambria Math" w:hAnsi="Cambria Math"/>
+              </w:rPr>
+              <m:t>ambient</m:t>
+            </m:r>
+          </m:sub>
+        </m:sSub>
+      </m:oMath>
+      <w:r>
+        <w:rPr>
+          <w:b/>
+          <w:bCs/>
+        </w:rPr>
+        <w:t>).</w:t>
+      </w:r>
+    </w:p>
+    <w:p>
+      <w:pPr>
+        <w:numPr>
+          <w:ilvl w:val="0"/>
+          <w:numId w:val="12"/>
+        </w:numPr>
+        <w:rPr>
+          <w:b/>
+          <w:bCs/>
+        </w:rPr>
+      </w:pPr>
+      <w:r>
+        <w:rPr>
+          <w:b/>
+          <w:bCs/>
+          <w:rtl/>
+        </w:rPr>
+        <w:t>التصنيف اللحظي</w:t>
+      </w:r>
+      <w:r>
+        <w:rPr>
+          <w:b/>
+          <w:bCs/>
+        </w:rPr>
+        <w:t xml:space="preserve"> (Edge Logic):</w:t>
       </w:r>
     </w:p>
     <w:p>
       <w:pPr>
         <w:numPr>
           <w:ilvl w:val="1"/>
-          <w:numId w:val="10"/>
+          <w:numId w:val="12"/>
         </w:numPr>
         <w:rPr>
           <w:b/>
@@ -1072,22 +1334,22 @@
           <w:bCs/>
           <w:rtl/>
         </w:rPr>
-        <w:t>إشارات التردد الراديوي</w:t>
-      </w:r>
-      <w:r>
-        <w:rPr>
-          <w:b/>
-          <w:bCs/>
-        </w:rPr>
-        <w:t xml:space="preserve"> (RF / Radar) </w:t>
-      </w:r>
-      <w:r>
-        <w:rPr>
-          <w:b/>
-          <w:bCs/>
-          <w:rtl/>
-        </w:rPr>
-        <w:t>بترددات معينة تخترق الجبس، الخشب، والخرسانة، وتصطدم بالأجسام الحية وترتد</w:t>
+        <w:t>إبل / كائن حي ضخم</w:t>
+      </w:r>
+      <w:r>
+        <w:rPr>
+          <w:b/>
+          <w:bCs/>
+        </w:rPr>
+        <w:t xml:space="preserve">: </w:t>
+      </w:r>
+      <w:r>
+        <w:rPr>
+          <w:b/>
+          <w:bCs/>
+          <w:rtl/>
+        </w:rPr>
+        <w:t>طاقة حركة رادارية مستمرة/بطيئة + فارق حراري بيولوجي موجب وواضح عن حرارة الطريق</w:t>
       </w:r>
       <w:r>
         <w:rPr>
@@ -1101,7 +1363,7 @@
       <w:pPr>
         <w:numPr>
           <w:ilvl w:val="1"/>
-          <w:numId w:val="10"/>
+          <w:numId w:val="12"/>
         </w:numPr>
         <w:rPr>
           <w:b/>
@@ -1114,7 +1376,22 @@
           <w:bCs/>
           <w:rtl/>
         </w:rPr>
-        <w:t>جسم الإنسان يتكون من 70% ماء، مما يجعله عاكساً ممتازاً للموجات الكهرومغناطيسية مقارنة بالأثاث الثابت</w:t>
+        <w:t>رياح / أتربة متطايرة</w:t>
+      </w:r>
+      <w:r>
+        <w:rPr>
+          <w:b/>
+          <w:bCs/>
+        </w:rPr>
+        <w:t xml:space="preserve">: </w:t>
+      </w:r>
+      <w:r>
+        <w:rPr>
+          <w:b/>
+          <w:bCs/>
+          <w:rtl/>
+        </w:rPr>
+        <w:t>اضطراب راداري عابر دون أي فارق حراري</w:t>
       </w:r>
       <w:r>
         <w:rPr>
@@ -1128,7 +1405,7 @@
       <w:pPr>
         <w:numPr>
           <w:ilvl w:val="1"/>
-          <w:numId w:val="10"/>
+          <w:numId w:val="12"/>
         </w:numPr>
         <w:rPr>
           <w:b/>
@@ -1141,61 +1418,22 @@
           <w:bCs/>
           <w:rtl/>
         </w:rPr>
-        <w:t>دور الـ</w:t>
-      </w:r>
-      <w:r>
-        <w:rPr>
-          <w:b/>
-          <w:bCs/>
-        </w:rPr>
-        <w:t xml:space="preserve"> Edge AI:</w:t>
-      </w:r>
-    </w:p>
-    <w:p>
-      <w:pPr>
-        <w:numPr>
-          <w:ilvl w:val="2"/>
-          <w:numId w:val="10"/>
-        </w:numPr>
-        <w:rPr>
-          <w:b/>
-          <w:bCs/>
-        </w:rPr>
-      </w:pPr>
-      <w:r>
-        <w:rPr>
-          <w:b/>
-          <w:bCs/>
-          <w:rtl/>
-        </w:rPr>
-        <w:t>فصل الصدى العائد من الأثاث والجدران</w:t>
-      </w:r>
-      <w:r>
-        <w:rPr>
-          <w:b/>
-          <w:bCs/>
-        </w:rPr>
-        <w:t xml:space="preserve"> (Static Clutter Removal).</w:t>
-      </w:r>
-    </w:p>
-    <w:p>
-      <w:pPr>
-        <w:numPr>
-          <w:ilvl w:val="2"/>
-          <w:numId w:val="10"/>
-        </w:numPr>
-        <w:rPr>
-          <w:b/>
-          <w:bCs/>
-        </w:rPr>
-      </w:pPr>
-      <w:r>
-        <w:rPr>
-          <w:b/>
-          <w:bCs/>
-          <w:rtl/>
-        </w:rPr>
-        <w:t>استشعار "النبض الحركي" أو تململ الأجسام</w:t>
+        <w:t>مركبة عابرة</w:t>
+      </w:r>
+      <w:r>
+        <w:rPr>
+          <w:b/>
+          <w:bCs/>
+        </w:rPr>
+        <w:t xml:space="preserve">: </w:t>
+      </w:r>
+      <w:r>
+        <w:rPr>
+          <w:b/>
+          <w:bCs/>
+          <w:rtl/>
+        </w:rPr>
+        <w:t>سرعة إزاحة عالية جداً عبر البوابات بنمط لا يتطابق مع حركة الحيوانات</w:t>
       </w:r>
       <w:r>
         <w:rPr>
@@ -1207,51 +1445,26 @@
     </w:p>
     <w:p>
       <w:pPr>
-        <w:numPr>
-          <w:ilvl w:val="2"/>
-          <w:numId w:val="10"/>
-        </w:numPr>
-        <w:rPr>
-          <w:b/>
-          <w:bCs/>
-        </w:rPr>
-      </w:pPr>
-      <w:r>
-        <w:rPr>
-          <w:b/>
-          <w:bCs/>
-          <w:rtl/>
-        </w:rPr>
-        <w:t>تصنيف وتحديد</w:t>
-      </w:r>
-      <w:r>
-        <w:rPr>
-          <w:b/>
-          <w:bCs/>
-        </w:rPr>
-        <w:t>: (</w:t>
-      </w:r>
-      <w:r>
-        <w:rPr>
-          <w:b/>
-          <w:bCs/>
-          <w:rtl/>
-        </w:rPr>
-        <w:t>كم عدد الأشخاص خلف الجدار؟ وأين يقفون تقريباً؟ وهل هم متحركون أم ثابتون؟</w:t>
-      </w:r>
-      <w:r>
-        <w:rPr>
-          <w:b/>
-          <w:bCs/>
-        </w:rPr>
-        <w:t>).</w:t>
+        <w:rPr>
+          <w:b/>
+          <w:bCs/>
+        </w:rPr>
+      </w:pPr>
+      <w:r>
+        <w:rPr>
+          <w:b/>
+          <w:bCs/>
+          <w:rtl/>
+        </w:rPr>
+        <w:lastRenderedPageBreak/>
+        <w:t>مخرجات النظام ورد الفعل</w:t>
       </w:r>
     </w:p>
     <w:p>
       <w:pPr>
         <w:numPr>
           <w:ilvl w:val="0"/>
-          <w:numId w:val="10"/>
+          <w:numId w:val="13"/>
         </w:numPr>
         <w:rPr>
           <w:b/>
@@ -1264,46 +1477,22 @@
           <w:bCs/>
           <w:rtl/>
         </w:rPr>
-        <w:t>المنتجات الواقعية المشابهة عالمياً</w:t>
-      </w:r>
-      <w:r>
-        <w:rPr>
-          <w:b/>
-          <w:bCs/>
-        </w:rPr>
-        <w:t xml:space="preserve">: </w:t>
-      </w:r>
-      <w:r>
-        <w:rPr>
-          <w:b/>
-          <w:bCs/>
-          <w:rtl/>
-        </w:rPr>
-        <w:t xml:space="preserve">أجهزة مثل </w:t>
-      </w:r>
-      <w:r>
-        <w:rPr>
-          <w:b/>
-          <w:bCs/>
-          <w:i/>
-          <w:iCs/>
-        </w:rPr>
-        <w:t>Camero-Tech Xaver 400/800</w:t>
-      </w:r>
-      <w:r>
-        <w:rPr>
-          <w:b/>
-          <w:bCs/>
-        </w:rPr>
-        <w:t xml:space="preserve"> </w:t>
-      </w:r>
-      <w:r>
-        <w:rPr>
-          <w:b/>
-          <w:bCs/>
-          <w:rtl/>
-        </w:rPr>
-        <w:t>التي تُثبّت على الجدار من الخارج لرؤية حركة الأشخاص بالداخل قبل المداهمة</w:t>
+        <w:t>إطلاق تحذير فوري محلياً عبر وميض إرشادي</w:t>
+      </w:r>
+      <w:r>
+        <w:rPr>
+          <w:b/>
+          <w:bCs/>
+        </w:rPr>
+        <w:t xml:space="preserve"> (Strobe / LED Warning) </w:t>
+      </w:r>
+      <w:r>
+        <w:rPr>
+          <w:b/>
+          <w:bCs/>
+          <w:rtl/>
+        </w:rPr>
+        <w:t>لتحذير السائقين قبل الاقتراب من موقع الخطر</w:t>
       </w:r>
       <w:r>
         <w:rPr>
@@ -1315,11 +1504,78 @@
     </w:p>
     <w:p>
       <w:pPr>
-        <w:rPr>
-          <w:rFonts w:hint="cs"/>
-        </w:rPr>
-      </w:pPr>
-    </w:p>
+        <w:numPr>
+          <w:ilvl w:val="0"/>
+          <w:numId w:val="13"/>
+        </w:numPr>
+        <w:rPr>
+          <w:b/>
+          <w:bCs/>
+        </w:rPr>
+      </w:pPr>
+      <w:r>
+        <w:rPr>
+          <w:b/>
+          <w:bCs/>
+          <w:rtl/>
+        </w:rPr>
+        <w:t>إرسال إشارة تنبيه رقمية لاسلكية</w:t>
+      </w:r>
+      <w:r>
+        <w:rPr>
+          <w:b/>
+          <w:bCs/>
+        </w:rPr>
+        <w:t xml:space="preserve"> (</w:t>
+      </w:r>
+      <w:r>
+        <w:rPr>
+          <w:b/>
+          <w:bCs/>
+          <w:rtl/>
+        </w:rPr>
+        <w:t>مثل حزم</w:t>
+      </w:r>
+      <w:r>
+        <w:rPr>
+          <w:b/>
+          <w:bCs/>
+        </w:rPr>
+        <w:t xml:space="preserve"> LoRa </w:t>
+      </w:r>
+      <w:r>
+        <w:rPr>
+          <w:b/>
+          <w:bCs/>
+          <w:rtl/>
+        </w:rPr>
+        <w:t>أو</w:t>
+      </w:r>
+      <w:r>
+        <w:rPr>
+          <w:b/>
+          <w:bCs/>
+        </w:rPr>
+        <w:t xml:space="preserve"> ESP-NOW) </w:t>
+      </w:r>
+      <w:r>
+        <w:rPr>
+          <w:b/>
+          <w:bCs/>
+          <w:rtl/>
+        </w:rPr>
+        <w:t>إلى وحدات تحذيرية متقدمة على مسافة كافية على مسار الطريق</w:t>
+      </w:r>
+      <w:r>
+        <w:rPr>
+          <w:b/>
+          <w:bCs/>
+        </w:rPr>
+        <w:t>.</w:t>
+      </w:r>
+    </w:p>
+    <w:p/>
+    <w:p/>
     <w:sectPr>
       <w:pgSz w:w="11906" w:h="16838"/>
       <w:pgMar w:top="1440" w:right="1800" w:bottom="1440" w:left="1800" w:header="708" w:footer="708" w:gutter="0"/>
@@ -1335,6 +1591,155 @@
 <file path=word/numbering.xml><?xml version="1.0" encoding="utf-8"?>
 <w:numbering xmlns:wpc="http://schemas.microsoft.com/office/word/2010/wordprocessingCanvas" xmlns:cx="http://schemas.microsoft.com/office/drawing/2014/chartex" xmlns:cx1="http://schemas.microsoft.com/office/drawing/2015/9/8/chartex" xmlns:cx2="http://schemas.microsoft.com/office/drawing/2015/10/21/chartex" xmlns:cx3="http://schemas.microsoft.com/office/drawing/2016/5/9/chartex" xmlns:cx4="http://schemas.microsoft.com/office/drawing/2016/5/10/chartex" xmlns:cx5="http://schemas.microsoft.com/office/drawing/2016/5/11/chartex" xmlns:cx6="http://schemas.microsoft.com/office/drawing/2016/5/12/chartex" xmlns:cx7="http://schemas.microsoft.com/office/drawing/2016/5/13/chartex" xmlns:cx8="http://schemas.microsoft.com/office/drawing/2016/5/14/chartex" xmlns:mc="http://schemas.openxmlformats.org/markup-compatibility/2006" xmlns:aink="http://schemas.microsoft.com/office/drawing/2016/ink" xmlns:am3d="http://schemas.microsoft.com/office/drawing/2017/model3d" xmlns:o="urn:schemas-microsoft-com:office:office" xmlns:oel="http://schemas.microsoft.com/office/2019/extlst" xmlns:r="http://schemas.openxmlformats.org/officeDocument/2006/relationships" xmlns:m="http://schemas.openxmlformats.org/officeDocument/2006/math" xmlns:v="urn:schemas-microsoft-com:vml" xmlns:wp14="http://schemas.microsoft.com/office/word/2010/wordprocessingDrawing" xmlns:wp="http://schemas.openxmlformats.org/drawingml/2006/wordprocessingDrawing" xmlns:w10="urn:schemas-microsoft-com:office:word" xmlns:w="http://schemas.openxmlformats.org/wordprocessingml/2006/main" xmlns:w14="http://schemas.microsoft.com/office/word/2010/wordml" xmlns:w15="http://schemas.microsoft.com/office/word/2012/wordml" xmlns:w16cex="http://schemas.microsoft.com/office/word/2018/wordml/cex" xmlns:w16cid="http://schemas.microsoft.com/office/word/2016/wordml/cid" xmlns:w16="http://schemas.microsoft.com/office/word/2018/wordml" xmlns:w16du="http://schemas.microsoft.com/office/word/2023/wordml/word16du" xmlns:w16sdtdh="http://schemas.microsoft.com/office/word/2020/wordml/sdtdatahash" xmlns:w16sdtfl="http://schemas.microsoft.com/office/word/2024/wordml/sdtformatlock" xmlns:w16se="http://schemas.microsoft.com/office/word/2015/wordml/symex" xmlns:wpg="http://schemas.microsoft.com/office/word/2010/wordprocessingGroup" xmlns:wpi="http://schemas.microsoft.com/office/word/2010/wordprocessingInk" xmlns:wne="http://schemas.microsoft.com/office/word/2006/wordml" xmlns:wps="http://schemas.microsoft.com/office/word/2010/wordprocessingShape" mc:Ignorable="w14 w15 w16se w16cid w16 w16cex w16sdtdh w16sdtfl w16du wp14">
   <w:abstractNum w:abstractNumId="0" w15:restartNumberingAfterBreak="0">
+    <w:nsid w:val="03575FE5"/>
+    <w:multiLevelType w:val="multilevel"/>
+    <w:tmpl w:val="439639D6"/>
+    <w:lvl w:ilvl="0">
+      <w:start w:val="1"/>
+      <w:numFmt w:val="bullet"/>
+      <w:lvlText w:val=""/>
+      <w:lvlJc w:val="left"/>
+      <w:pPr>
+        <w:tabs>
+          <w:tab w:val="num" w:pos="720"/>
+        </w:tabs>
+        <w:ind w:left="720" w:hanging="360"/>
+      </w:pPr>
+      <w:rPr>
+        <w:rFonts w:ascii="Symbol" w:hAnsi="Symbol" w:hint="default"/>
+        <w:sz w:val="20"/>
+      </w:rPr>
+    </w:lvl>
+    <w:lvl w:ilvl="1" w:tentative="1">
+      <w:start w:val="1"/>
+      <w:numFmt w:val="bullet"/>
+      <w:lvlText w:val="o"/>
+      <w:lvlJc w:val="left"/>
+      <w:pPr>
+        <w:tabs>
+          <w:tab w:val="num" w:pos="1440"/>
+        </w:tabs>
+        <w:ind w:left="1440" w:hanging="360"/>
+      </w:pPr>
+      <w:rPr>
+        <w:rFonts w:ascii="Courier New" w:hAnsi="Courier New" w:hint="default"/>
+        <w:sz w:val="20"/>
+      </w:rPr>
+    </w:lvl>
+    <w:lvl w:ilvl="2" w:tentative="1">
+      <w:start w:val="1"/>
+      <w:numFmt w:val="bullet"/>
+      <w:lvlText w:val=""/>
+      <w:lvlJc w:val="left"/>
+      <w:pPr>
+        <w:tabs>
+          <w:tab w:val="num" w:pos="2160"/>
+        </w:tabs>
+        <w:ind w:left="2160" w:hanging="360"/>
+      </w:pPr>
+      <w:rPr>
+        <w:rFonts w:ascii="Wingdings" w:hAnsi="Wingdings" w:hint="default"/>
+        <w:sz w:val="20"/>
+      </w:rPr>
+    </w:lvl>
+    <w:lvl w:ilvl="3" w:tentative="1">
+      <w:start w:val="1"/>
+      <w:numFmt w:val="bullet"/>
+      <w:lvlText w:val=""/>
+      <w:lvlJc w:val="left"/>
+      <w:pPr>
+        <w:tabs>
+          <w:tab w:val="num" w:pos="2880"/>
+        </w:tabs>
+        <w:ind w:left="2880" w:hanging="360"/>
+      </w:pPr>
+      <w:rPr>
+        <w:rFonts w:ascii="Wingdings" w:hAnsi="Wingdings" w:hint="default"/>
+        <w:sz w:val="20"/>
+      </w:rPr>
+    </w:lvl>
+    <w:lvl w:ilvl="4" w:tentative="1">
+      <w:start w:val="1"/>
+      <w:numFmt w:val="bullet"/>
+      <w:lvlText w:val=""/>
+      <w:lvlJc w:val="left"/>
+      <w:pPr>
+        <w:tabs>
+          <w:tab w:val="num" w:pos="3600"/>
+        </w:tabs>
+        <w:ind w:left="3600" w:hanging="360"/>
+      </w:pPr>
+      <w:rPr>
+        <w:rFonts w:ascii="Wingdings" w:hAnsi="Wingdings" w:hint="default"/>
+        <w:sz w:val="20"/>
+      </w:rPr>
+    </w:lvl>
+    <w:lvl w:ilvl="5" w:tentative="1">
+      <w:start w:val="1"/>
+      <w:numFmt w:val="bullet"/>
+      <w:lvlText w:val=""/>
+      <w:lvlJc w:val="left"/>
+      <w:pPr>
+        <w:tabs>
+          <w:tab w:val="num" w:pos="4320"/>
+        </w:tabs>
+        <w:ind w:left="4320" w:hanging="360"/>
+      </w:pPr>
+      <w:rPr>
+        <w:rFonts w:ascii="Wingdings" w:hAnsi="Wingdings" w:hint="default"/>
+        <w:sz w:val="20"/>
+      </w:rPr>
+    </w:lvl>
+    <w:lvl w:ilvl="6" w:tentative="1">
+      <w:start w:val="1"/>
+      <w:numFmt w:val="bullet"/>
+      <w:lvlText w:val=""/>
+      <w:lvlJc w:val="left"/>
+      <w:pPr>
+        <w:tabs>
+          <w:tab w:val="num" w:pos="5040"/>
+        </w:tabs>
+        <w:ind w:left="5040" w:hanging="360"/>
+      </w:pPr>
+      <w:rPr>
+        <w:rFonts w:ascii="Wingdings" w:hAnsi="Wingdings" w:hint="default"/>
+        <w:sz w:val="20"/>
+      </w:rPr>
+    </w:lvl>
+    <w:lvl w:ilvl="7" w:tentative="1">
+      <w:start w:val="1"/>
+      <w:numFmt w:val="bullet"/>
+      <w:lvlText w:val=""/>
+      <w:lvlJc w:val="left"/>
+      <w:pPr>
+        <w:tabs>
+          <w:tab w:val="num" w:pos="5760"/>
+        </w:tabs>
+        <w:ind w:left="5760" w:hanging="360"/>
+      </w:pPr>
+      <w:rPr>
+        <w:rFonts w:ascii="Wingdings" w:hAnsi="Wingdings" w:hint="default"/>
+        <w:sz w:val="20"/>
+      </w:rPr>
+    </w:lvl>
+    <w:lvl w:ilvl="8" w:tentative="1">
+      <w:start w:val="1"/>
+      <w:numFmt w:val="bullet"/>
+      <w:lvlText w:val=""/>
+      <w:lvlJc w:val="left"/>
+      <w:pPr>
+        <w:tabs>
+          <w:tab w:val="num" w:pos="6480"/>
+        </w:tabs>
+        <w:ind w:left="6480" w:hanging="360"/>
+      </w:pPr>
+      <w:rPr>
+        <w:rFonts w:ascii="Wingdings" w:hAnsi="Wingdings" w:hint="default"/>
+        <w:sz w:val="20"/>
+      </w:rPr>
+    </w:lvl>
+  </w:abstractNum>
+  <w:abstractNum w:abstractNumId="1" w15:restartNumberingAfterBreak="0">
     <w:nsid w:val="1AF85579"/>
     <w:multiLevelType w:val="multilevel"/>
     <w:tmpl w:val="04AA3AEC"/>
@@ -1483,7 +1888,7 @@
       </w:rPr>
     </w:lvl>
   </w:abstractNum>
-  <w:abstractNum w:abstractNumId="1" w15:restartNumberingAfterBreak="0">
+  <w:abstractNum w:abstractNumId="2" w15:restartNumberingAfterBreak="0">
     <w:nsid w:val="1C2621CF"/>
     <w:multiLevelType w:val="multilevel"/>
     <w:tmpl w:val="95742AEC"/>
@@ -1628,7 +2033,7 @@
       </w:rPr>
     </w:lvl>
   </w:abstractNum>
-  <w:abstractNum w:abstractNumId="2" w15:restartNumberingAfterBreak="0">
+  <w:abstractNum w:abstractNumId="3" w15:restartNumberingAfterBreak="0">
     <w:nsid w:val="23801ADB"/>
     <w:multiLevelType w:val="multilevel"/>
     <w:tmpl w:val="FD7ADF76"/>
@@ -1777,7 +2182,7 @@
       </w:rPr>
     </w:lvl>
   </w:abstractNum>
-  <w:abstractNum w:abstractNumId="3" w15:restartNumberingAfterBreak="0">
+  <w:abstractNum w:abstractNumId="4" w15:restartNumberingAfterBreak="0">
     <w:nsid w:val="312639DD"/>
     <w:multiLevelType w:val="multilevel"/>
     <w:tmpl w:val="497A588A"/>
@@ -1926,7 +2331,7 @@
       </w:rPr>
     </w:lvl>
   </w:abstractNum>
-  <w:abstractNum w:abstractNumId="4" w15:restartNumberingAfterBreak="0">
+  <w:abstractNum w:abstractNumId="5" w15:restartNumberingAfterBreak="0">
     <w:nsid w:val="35FB1EE0"/>
     <w:multiLevelType w:val="multilevel"/>
     <w:tmpl w:val="5BBA463C"/>
@@ -2075,7 +2480,7 @@
       </w:rPr>
     </w:lvl>
   </w:abstractNum>
-  <w:abstractNum w:abstractNumId="5" w15:restartNumberingAfterBreak="0">
+  <w:abstractNum w:abstractNumId="6" w15:restartNumberingAfterBreak="0">
     <w:nsid w:val="3DBA3A1A"/>
     <w:multiLevelType w:val="multilevel"/>
     <w:tmpl w:val="8F60F4D0"/>
@@ -2224,7 +2629,124 @@
       </w:rPr>
     </w:lvl>
   </w:abstractNum>
-  <w:abstractNum w:abstractNumId="6" w15:restartNumberingAfterBreak="0">
+  <w:abstractNum w:abstractNumId="7" w15:restartNumberingAfterBreak="0">
+    <w:nsid w:val="4A1844FE"/>
+    <w:multiLevelType w:val="multilevel"/>
+    <w:tmpl w:val="187A42AC"/>
+    <w:lvl w:ilvl="0">
+      <w:start w:val="1"/>
+      <w:numFmt w:val="decimal"/>
+      <w:lvlText w:val="%1."/>
+      <w:lvlJc w:val="left"/>
+      <w:pPr>
+        <w:tabs>
+          <w:tab w:val="num" w:pos="720"/>
+        </w:tabs>
+        <w:ind w:left="720" w:hanging="360"/>
+      </w:pPr>
+    </w:lvl>
+    <w:lvl w:ilvl="1">
+      <w:start w:val="1"/>
+      <w:numFmt w:val="bullet"/>
+      <w:lvlText w:val="o"/>
+      <w:lvlJc w:val="left"/>
+      <w:pPr>
+        <w:tabs>
+          <w:tab w:val="num" w:pos="1440"/>
+        </w:tabs>
+        <w:ind w:left="1440" w:hanging="360"/>
+      </w:pPr>
+      <w:rPr>
+        <w:rFonts w:ascii="Courier New" w:hAnsi="Courier New" w:hint="default"/>
+        <w:sz w:val="20"/>
+      </w:rPr>
+    </w:lvl>
+    <w:lvl w:ilvl="2" w:tentative="1">
+      <w:start w:val="1"/>
+      <w:numFmt w:val="decimal"/>
+      <w:lvlText w:val="%3."/>
+      <w:lvlJc w:val="left"/>
+      <w:pPr>
+        <w:tabs>
+          <w:tab w:val="num" w:pos="2160"/>
+        </w:tabs>
+        <w:ind w:left="2160" w:hanging="360"/>
+      </w:pPr>
+    </w:lvl>
+    <w:lvl w:ilvl="3" w:tentative="1">
+      <w:start w:val="1"/>
+      <w:numFmt w:val="decimal"/>
+      <w:lvlText w:val="%4."/>
+      <w:lvlJc w:val="left"/>
+      <w:pPr>
+        <w:tabs>
+          <w:tab w:val="num" w:pos="2880"/>
+        </w:tabs>
+        <w:ind w:left="2880" w:hanging="360"/>
+      </w:pPr>
+    </w:lvl>
+    <w:lvl w:ilvl="4" w:tentative="1">
+      <w:start w:val="1"/>
+      <w:numFmt w:val="decimal"/>
+      <w:lvlText w:val="%5."/>
+      <w:lvlJc w:val="left"/>
+      <w:pPr>
+        <w:tabs>
+          <w:tab w:val="num" w:pos="3600"/>
+        </w:tabs>
+        <w:ind w:left="3600" w:hanging="360"/>
+      </w:pPr>
+    </w:lvl>
+    <w:lvl w:ilvl="5" w:tentative="1">
+      <w:start w:val="1"/>
+      <w:numFmt w:val="decimal"/>
+      <w:lvlText w:val="%6."/>
+      <w:lvlJc w:val="left"/>
+      <w:pPr>
+        <w:tabs>
+          <w:tab w:val="num" w:pos="4320"/>
+        </w:tabs>
+        <w:ind w:left="4320" w:hanging="360"/>
+      </w:pPr>
+    </w:lvl>
+    <w:lvl w:ilvl="6" w:tentative="1">
+      <w:start w:val="1"/>
+      <w:numFmt w:val="decimal"/>
+      <w:lvlText w:val="%7."/>
+      <w:lvlJc w:val="left"/>
+      <w:pPr>
+        <w:tabs>
+          <w:tab w:val="num" w:pos="5040"/>
+        </w:tabs>
+        <w:ind w:left="5040" w:hanging="360"/>
+      </w:pPr>
+    </w:lvl>
+    <w:lvl w:ilvl="7" w:tentative="1">
+      <w:start w:val="1"/>
+      <w:numFmt w:val="decimal"/>
+      <w:lvlText w:val="%8."/>
+      <w:lvlJc w:val="left"/>
+      <w:pPr>
+        <w:tabs>
+          <w:tab w:val="num" w:pos="5760"/>
+        </w:tabs>
+        <w:ind w:left="5760" w:hanging="360"/>
+      </w:pPr>
+    </w:lvl>
+    <w:lvl w:ilvl="8" w:tentative="1">
+      <w:start w:val="1"/>
+      <w:numFmt w:val="decimal"/>
+      <w:lvlText w:val="%9."/>
+      <w:lvlJc w:val="left"/>
+      <w:pPr>
+        <w:tabs>
+          <w:tab w:val="num" w:pos="6480"/>
+        </w:tabs>
+        <w:ind w:left="6480" w:hanging="360"/>
+      </w:pPr>
+    </w:lvl>
+  </w:abstractNum>
+  <w:abstractNum w:abstractNumId="8" w15:restartNumberingAfterBreak="0">
     <w:nsid w:val="51740B31"/>
     <w:multiLevelType w:val="multilevel"/>
     <w:tmpl w:val="19926146"/>
@@ -2369,7 +2891,7 @@
       </w:rPr>
     </w:lvl>
   </w:abstractNum>
-  <w:abstractNum w:abstractNumId="7" w15:restartNumberingAfterBreak="0">
+  <w:abstractNum w:abstractNumId="9" w15:restartNumberingAfterBreak="0">
     <w:nsid w:val="590323A4"/>
     <w:multiLevelType w:val="multilevel"/>
     <w:tmpl w:val="055860FE"/>
@@ -2518,7 +3040,156 @@
       </w:rPr>
     </w:lvl>
   </w:abstractNum>
-  <w:abstractNum w:abstractNumId="8" w15:restartNumberingAfterBreak="0">
+  <w:abstractNum w:abstractNumId="10" w15:restartNumberingAfterBreak="0">
+    <w:nsid w:val="6FBF3A5F"/>
+    <w:multiLevelType w:val="multilevel"/>
+    <w:tmpl w:val="1706CAA8"/>
+    <w:lvl w:ilvl="0">
+      <w:start w:val="1"/>
+      <w:numFmt w:val="bullet"/>
+      <w:lvlText w:val=""/>
+      <w:lvlJc w:val="left"/>
+      <w:pPr>
+        <w:tabs>
+          <w:tab w:val="num" w:pos="720"/>
+        </w:tabs>
+        <w:ind w:left="720" w:hanging="360"/>
+      </w:pPr>
+      <w:rPr>
+        <w:rFonts w:ascii="Symbol" w:hAnsi="Symbol" w:hint="default"/>
+        <w:sz w:val="20"/>
+      </w:rPr>
+    </w:lvl>
+    <w:lvl w:ilvl="1" w:tentative="1">
+      <w:start w:val="1"/>
+      <w:numFmt w:val="bullet"/>
+      <w:lvlText w:val="o"/>
+      <w:lvlJc w:val="left"/>
+      <w:pPr>
+        <w:tabs>
+          <w:tab w:val="num" w:pos="1440"/>
+        </w:tabs>
+        <w:ind w:left="1440" w:hanging="360"/>
+      </w:pPr>
+      <w:rPr>
+        <w:rFonts w:ascii="Courier New" w:hAnsi="Courier New" w:hint="default"/>
+        <w:sz w:val="20"/>
+      </w:rPr>
+    </w:lvl>
+    <w:lvl w:ilvl="2" w:tentative="1">
+      <w:start w:val="1"/>
+      <w:numFmt w:val="bullet"/>
+      <w:lvlText w:val=""/>
+      <w:lvlJc w:val="left"/>
+      <w:pPr>
+        <w:tabs>
+          <w:tab w:val="num" w:pos="2160"/>
+        </w:tabs>
+        <w:ind w:left="2160" w:hanging="360"/>
+      </w:pPr>
+      <w:rPr>
+        <w:rFonts w:ascii="Wingdings" w:hAnsi="Wingdings" w:hint="default"/>
+        <w:sz w:val="20"/>
+      </w:rPr>
+    </w:lvl>
+    <w:lvl w:ilvl="3" w:tentative="1">
+      <w:start w:val="1"/>
+      <w:numFmt w:val="bullet"/>
+      <w:lvlText w:val=""/>
+      <w:lvlJc w:val="left"/>
+      <w:pPr>
+        <w:tabs>
+          <w:tab w:val="num" w:pos="2880"/>
+        </w:tabs>
+        <w:ind w:left="2880" w:hanging="360"/>
+      </w:pPr>
+      <w:rPr>
+        <w:rFonts w:ascii="Wingdings" w:hAnsi="Wingdings" w:hint="default"/>
+        <w:sz w:val="20"/>
+      </w:rPr>
+    </w:lvl>
+    <w:lvl w:ilvl="4" w:tentative="1">
+      <w:start w:val="1"/>
+      <w:numFmt w:val="bullet"/>
+      <w:lvlText w:val=""/>
+      <w:lvlJc w:val="left"/>
+      <w:pPr>
+        <w:tabs>
+          <w:tab w:val="num" w:pos="3600"/>
+        </w:tabs>
+        <w:ind w:left="3600" w:hanging="360"/>
+      </w:pPr>
+      <w:rPr>
+        <w:rFonts w:ascii="Wingdings" w:hAnsi="Wingdings" w:hint="default"/>
+        <w:sz w:val="20"/>
+      </w:rPr>
+    </w:lvl>
+    <w:lvl w:ilvl="5" w:tentative="1">
+      <w:start w:val="1"/>
+      <w:numFmt w:val="bullet"/>
+      <w:lvlText w:val=""/>
+      <w:lvlJc w:val="left"/>
+      <w:pPr>
+        <w:tabs>
+          <w:tab w:val="num" w:pos="4320"/>
+        </w:tabs>
+        <w:ind w:left="4320" w:hanging="360"/>
+      </w:pPr>
+      <w:rPr>
+        <w:rFonts w:ascii="Wingdings" w:hAnsi="Wingdings" w:hint="default"/>
+        <w:sz w:val="20"/>
+      </w:rPr>
+    </w:lvl>
+    <w:lvl w:ilvl="6" w:tentative="1">
+      <w:start w:val="1"/>
+      <w:numFmt w:val="bullet"/>
+      <w:lvlText w:val=""/>
+      <w:lvlJc w:val="left"/>
+      <w:pPr>
+        <w:tabs>
+          <w:tab w:val="num" w:pos="5040"/>
+        </w:tabs>
+        <w:ind w:left="5040" w:hanging="360"/>
+      </w:pPr>
+      <w:rPr>
+        <w:rFonts w:ascii="Wingdings" w:hAnsi="Wingdings" w:hint="default"/>
+        <w:sz w:val="20"/>
+      </w:rPr>
+    </w:lvl>
+    <w:lvl w:ilvl="7" w:tentative="1">
+      <w:start w:val="1"/>
+      <w:numFmt w:val="bullet"/>
+      <w:lvlText w:val=""/>
+      <w:lvlJc w:val="left"/>
+      <w:pPr>
+        <w:tabs>
+          <w:tab w:val="num" w:pos="5760"/>
+        </w:tabs>
+        <w:ind w:left="5760" w:hanging="360"/>
+      </w:pPr>
+      <w:rPr>
+        <w:rFonts w:ascii="Wingdings" w:hAnsi="Wingdings" w:hint="default"/>
+        <w:sz w:val="20"/>
+      </w:rPr>
+    </w:lvl>
+    <w:lvl w:ilvl="8" w:tentative="1">
+      <w:start w:val="1"/>
+      <w:numFmt w:val="bullet"/>
+      <w:lvlText w:val=""/>
+      <w:lvlJc w:val="left"/>
+      <w:pPr>
+        <w:tabs>
+          <w:tab w:val="num" w:pos="6480"/>
+        </w:tabs>
+        <w:ind w:left="6480" w:hanging="360"/>
+      </w:pPr>
+      <w:rPr>
+        <w:rFonts w:ascii="Wingdings" w:hAnsi="Wingdings" w:hint="default"/>
+        <w:sz w:val="20"/>
+      </w:rPr>
+    </w:lvl>
+  </w:abstractNum>
+  <w:abstractNum w:abstractNumId="11" w15:restartNumberingAfterBreak="0">
     <w:nsid w:val="71616315"/>
     <w:multiLevelType w:val="multilevel"/>
     <w:tmpl w:val="D56AFA82"/>
@@ -2667,7 +3338,7 @@
       </w:rPr>
     </w:lvl>
   </w:abstractNum>
-  <w:abstractNum w:abstractNumId="9" w15:restartNumberingAfterBreak="0">
+  <w:abstractNum w:abstractNumId="12" w15:restartNumberingAfterBreak="0">
     <w:nsid w:val="7C133D95"/>
     <w:multiLevelType w:val="multilevel"/>
     <w:tmpl w:val="90A6A34A"/>
@@ -2817,34 +3488,43 @@
     </w:lvl>
   </w:abstractNum>
   <w:num w:numId="1" w16cid:durableId="1758288249">
-    <w:abstractNumId w:val="0"/>
+    <w:abstractNumId w:val="1"/>
   </w:num>
   <w:num w:numId="2" w16cid:durableId="852694638">
+    <w:abstractNumId w:val="6"/>
+  </w:num>
+  <w:num w:numId="3" w16cid:durableId="748236970">
+    <w:abstractNumId w:val="3"/>
+  </w:num>
+  <w:num w:numId="4" w16cid:durableId="1899709423">
     <w:abstractNumId w:val="5"/>
   </w:num>
-  <w:num w:numId="3" w16cid:durableId="748236970">
+  <w:num w:numId="5" w16cid:durableId="1654723187">
+    <w:abstractNumId w:val="12"/>
+  </w:num>
+  <w:num w:numId="6" w16cid:durableId="2090274918">
+    <w:abstractNumId w:val="11"/>
+  </w:num>
+  <w:num w:numId="7" w16cid:durableId="897593608">
+    <w:abstractNumId w:val="9"/>
+  </w:num>
+  <w:num w:numId="8" w16cid:durableId="431241739">
+    <w:abstractNumId w:val="4"/>
+  </w:num>
+  <w:num w:numId="9" w16cid:durableId="221058754">
     <w:abstractNumId w:val="2"/>
   </w:num>
-  <w:num w:numId="4" w16cid:durableId="1899709423">
-    <w:abstractNumId w:val="4"/>
-  </w:num>
-  <w:num w:numId="5" w16cid:durableId="1654723187">
-    <w:abstractNumId w:val="9"/>
-  </w:num>
-  <w:num w:numId="6" w16cid:durableId="2090274918">
+  <w:num w:numId="10" w16cid:durableId="388192856">
     <w:abstractNumId w:val="8"/>
   </w:num>
-  <w:num w:numId="7" w16cid:durableId="897593608">
+  <w:num w:numId="11" w16cid:durableId="221793139">
+    <w:abstractNumId w:val="10"/>
+  </w:num>
+  <w:num w:numId="12" w16cid:durableId="624435198">
     <w:abstractNumId w:val="7"/>
   </w:num>
-  <w:num w:numId="8" w16cid:durableId="431241739">
-    <w:abstractNumId w:val="3"/>
-  </w:num>
-  <w:num w:numId="9" w16cid:durableId="221058754">
-    <w:abstractNumId w:val="1"/>
-  </w:num>
-  <w:num w:numId="10" w16cid:durableId="388192856">
-    <w:abstractNumId w:val="6"/>
+  <w:num w:numId="13" w16cid:durableId="538082032">
+    <w:abstractNumId w:val="0"/>
   </w:num>
 </w:numbering>
 </file>
@@ -3249,6 +3929,7 @@
   <w:style w:type="paragraph" w:default="1" w:styleId="Normal">
     <w:name w:val="Normal"/>
     <w:qFormat/>
+    <w:rsid w:val="003B4EA3"/>
     <w:pPr>
       <w:bidi/>
     </w:pPr>
@@ -3454,6 +4135,7 @@
   <w:style w:type="character" w:default="1" w:styleId="DefaultParagraphFont">
     <w:name w:val="Default Paragraph Font"/>
     <w:uiPriority w:val="1"/>
+    <w:semiHidden/>
     <w:unhideWhenUsed/>
   </w:style>
   <w:style w:type="table" w:default="1" w:styleId="TableNormal">

--- a/Project.docx
+++ b/Project.docx
@@ -111,7 +111,25 @@
           <w:bCs/>
           <w:rtl/>
         </w:rPr>
-        <w:t>) + ريلاي موصول بلمبة تجريبية.</w:t>
+        <w:t xml:space="preserve">) + </w:t>
+      </w:r>
+      <w:proofErr w:type="spellStart"/>
+      <w:r>
+        <w:rPr>
+          <w:b/>
+          <w:bCs/>
+          <w:rtl/>
+        </w:rPr>
+        <w:t>ريلاي</w:t>
+      </w:r>
+      <w:proofErr w:type="spellEnd"/>
+      <w:r>
+        <w:rPr>
+          <w:b/>
+          <w:bCs/>
+          <w:rtl/>
+        </w:rPr>
+        <w:t xml:space="preserve"> موصول بلمبة تجريبية.</w:t>
       </w:r>
     </w:p>
     <w:p>
@@ -197,15 +215,52 @@
           <w:bCs/>
           <w:rtl/>
         </w:rPr>
-        <w:t xml:space="preserve"> و </w:t>
-      </w:r>
-      <w:r>
-        <w:rPr>
-          <w:b/>
-          <w:bCs/>
-          <w:rtl/>
-        </w:rPr>
-        <w:t>المايك يلتقط الصوت، النموذج يتعرف عليه فوراً، ويفصل اللمبة بالريلاي في أجزاء من الثانية.</w:t>
+        <w:t xml:space="preserve"> </w:t>
+      </w:r>
+      <w:proofErr w:type="gramStart"/>
+      <w:r>
+        <w:rPr>
+          <w:rFonts w:hint="cs"/>
+          <w:b/>
+          <w:bCs/>
+          <w:rtl/>
+        </w:rPr>
+        <w:t xml:space="preserve">و </w:t>
+      </w:r>
+      <w:r>
+        <w:rPr>
+          <w:b/>
+          <w:bCs/>
+          <w:rtl/>
+        </w:rPr>
+        <w:t>المايك</w:t>
+      </w:r>
+      <w:proofErr w:type="gramEnd"/>
+      <w:r>
+        <w:rPr>
+          <w:b/>
+          <w:bCs/>
+          <w:rtl/>
+        </w:rPr>
+        <w:t xml:space="preserve"> يلتقط الصوت، النموذج يتعرف عليه فوراً، ويفصل اللمبة </w:t>
+      </w:r>
+      <w:proofErr w:type="spellStart"/>
+      <w:r>
+        <w:rPr>
+          <w:b/>
+          <w:bCs/>
+          <w:rtl/>
+        </w:rPr>
+        <w:t>بالريلاي</w:t>
+      </w:r>
+      <w:proofErr w:type="spellEnd"/>
+      <w:r>
+        <w:rPr>
+          <w:b/>
+          <w:bCs/>
+          <w:rtl/>
+        </w:rPr>
+        <w:t xml:space="preserve"> في أجزاء من الثانية.</w:t>
       </w:r>
     </w:p>
     <w:p>
@@ -248,6 +303,328 @@
         </w:rPr>
         <w:t>)</w:t>
       </w:r>
+    </w:p>
+    <w:p>
+      <w:pPr>
+        <w:numPr>
+          <w:ilvl w:val="1"/>
+          <w:numId w:val="6"/>
+        </w:numPr>
+      </w:pPr>
+      <w:r>
+        <w:rPr>
+          <w:rFonts w:hint="cs"/>
+          <w:b/>
+          <w:bCs/>
+          <w:rtl/>
+        </w:rPr>
+        <w:t xml:space="preserve">التحكم </w:t>
+      </w:r>
+      <w:proofErr w:type="spellStart"/>
+      <w:r>
+        <w:rPr>
+          <w:rFonts w:hint="cs"/>
+          <w:b/>
+          <w:bCs/>
+          <w:rtl/>
+        </w:rPr>
+        <w:t>بالابتوب</w:t>
+      </w:r>
+      <w:proofErr w:type="spellEnd"/>
+      <w:r>
+        <w:rPr>
+          <w:rFonts w:hint="cs"/>
+          <w:b/>
+          <w:bCs/>
+          <w:rtl/>
+        </w:rPr>
+        <w:t xml:space="preserve"> </w:t>
+      </w:r>
+      <w:proofErr w:type="spellStart"/>
+      <w:r>
+        <w:rPr>
+          <w:rFonts w:hint="cs"/>
+          <w:b/>
+          <w:bCs/>
+          <w:rtl/>
+        </w:rPr>
+        <w:t>بستخدام</w:t>
+      </w:r>
+      <w:proofErr w:type="spellEnd"/>
+      <w:r>
+        <w:rPr>
+          <w:rFonts w:hint="cs"/>
+          <w:b/>
+          <w:bCs/>
+          <w:rtl/>
+        </w:rPr>
+        <w:t xml:space="preserve"> حساس </w:t>
+      </w:r>
+      <w:proofErr w:type="spellStart"/>
+      <w:r>
+        <w:rPr>
+          <w:rFonts w:hint="cs"/>
+          <w:b/>
+          <w:bCs/>
+          <w:rtl/>
+        </w:rPr>
+        <w:t>الحركه</w:t>
+      </w:r>
+      <w:proofErr w:type="spellEnd"/>
+      <w:r>
+        <w:rPr>
+          <w:rFonts w:hint="cs"/>
+          <w:b/>
+          <w:bCs/>
+          <w:rtl/>
+        </w:rPr>
+        <w:t xml:space="preserve"> </w:t>
+      </w:r>
+      <w:proofErr w:type="spellStart"/>
+      <w:r>
+        <w:rPr>
+          <w:b/>
+          <w:bCs/>
+        </w:rPr>
+        <w:t>mpu</w:t>
+      </w:r>
+      <w:proofErr w:type="spellEnd"/>
+      <w:r>
+        <w:rPr>
+          <w:b/>
+          <w:bCs/>
+        </w:rPr>
+        <w:t xml:space="preserve"> </w:t>
+      </w:r>
+      <w:proofErr w:type="gramStart"/>
+      <w:r>
+        <w:rPr>
+          <w:rFonts w:hint="cs"/>
+          <w:b/>
+          <w:bCs/>
+          <w:rtl/>
+        </w:rPr>
+        <w:t>و كاميرا</w:t>
+      </w:r>
+      <w:proofErr w:type="gramEnd"/>
+      <w:r>
+        <w:rPr>
+          <w:rFonts w:hint="cs"/>
+          <w:b/>
+          <w:bCs/>
+          <w:rtl/>
+        </w:rPr>
+        <w:t xml:space="preserve"> اللابتوب</w:t>
+      </w:r>
+    </w:p>
+    <w:p>
+      <w:pPr>
+        <w:numPr>
+          <w:ilvl w:val="1"/>
+          <w:numId w:val="6"/>
+        </w:numPr>
+      </w:pPr>
+      <w:r>
+        <w:rPr>
+          <w:rFonts w:hint="cs"/>
+          <w:b/>
+          <w:bCs/>
+          <w:rtl/>
+        </w:rPr>
+        <w:t xml:space="preserve">كاميرا اللابتوب تلتقط حركه الوجه </w:t>
+      </w:r>
+      <w:proofErr w:type="spellStart"/>
+      <w:r>
+        <w:rPr>
+          <w:rFonts w:hint="cs"/>
+          <w:b/>
+          <w:bCs/>
+          <w:rtl/>
+        </w:rPr>
+        <w:t>الافقيه</w:t>
+      </w:r>
+      <w:proofErr w:type="spellEnd"/>
+      <w:r>
+        <w:rPr>
+          <w:rFonts w:hint="cs"/>
+          <w:b/>
+          <w:bCs/>
+          <w:rtl/>
+        </w:rPr>
+        <w:t xml:space="preserve"> والنقرات</w:t>
+      </w:r>
+    </w:p>
+    <w:p>
+      <w:pPr>
+        <w:numPr>
+          <w:ilvl w:val="1"/>
+          <w:numId w:val="6"/>
+        </w:numPr>
+      </w:pPr>
+      <w:r>
+        <w:rPr>
+          <w:rFonts w:hint="cs"/>
+          <w:b/>
+          <w:bCs/>
+          <w:rtl/>
+        </w:rPr>
+        <w:t xml:space="preserve">حساس ال </w:t>
+      </w:r>
+      <w:proofErr w:type="spellStart"/>
+      <w:proofErr w:type="gramStart"/>
+      <w:r>
+        <w:rPr>
+          <w:b/>
+          <w:bCs/>
+        </w:rPr>
+        <w:t>mpu</w:t>
+      </w:r>
+      <w:proofErr w:type="spellEnd"/>
+      <w:r>
+        <w:rPr>
+          <w:b/>
+          <w:bCs/>
+        </w:rPr>
+        <w:t xml:space="preserve">  </w:t>
+      </w:r>
+      <w:r>
+        <w:rPr>
+          <w:rFonts w:hint="cs"/>
+          <w:b/>
+          <w:bCs/>
+          <w:rtl/>
+        </w:rPr>
+        <w:t>مع</w:t>
+      </w:r>
+      <w:proofErr w:type="gramEnd"/>
+      <w:r>
+        <w:rPr>
+          <w:rFonts w:hint="cs"/>
+          <w:b/>
+          <w:bCs/>
+          <w:rtl/>
+        </w:rPr>
+        <w:t xml:space="preserve"> </w:t>
+      </w:r>
+      <w:r>
+        <w:rPr>
+          <w:b/>
+          <w:bCs/>
+        </w:rPr>
+        <w:t xml:space="preserve">Arduino </w:t>
+      </w:r>
+      <w:r>
+        <w:rPr>
+          <w:rFonts w:hint="cs"/>
+          <w:b/>
+          <w:bCs/>
+          <w:rtl/>
+        </w:rPr>
+        <w:t xml:space="preserve">او </w:t>
+      </w:r>
+      <w:proofErr w:type="spellStart"/>
+      <w:r>
+        <w:rPr>
+          <w:b/>
+          <w:bCs/>
+        </w:rPr>
+        <w:t>esp</w:t>
+      </w:r>
+      <w:proofErr w:type="spellEnd"/>
+      <w:r>
+        <w:rPr>
+          <w:b/>
+          <w:bCs/>
+        </w:rPr>
+        <w:t xml:space="preserve"> </w:t>
+      </w:r>
+      <w:r>
+        <w:rPr>
+          <w:rFonts w:hint="cs"/>
+          <w:b/>
+          <w:bCs/>
+          <w:rtl/>
+        </w:rPr>
+        <w:t xml:space="preserve">على الراس </w:t>
+      </w:r>
+      <w:proofErr w:type="spellStart"/>
+      <w:r>
+        <w:rPr>
+          <w:rFonts w:hint="cs"/>
+          <w:b/>
+          <w:bCs/>
+          <w:rtl/>
+        </w:rPr>
+        <w:t>للحركه</w:t>
+      </w:r>
+      <w:proofErr w:type="spellEnd"/>
+      <w:r>
+        <w:rPr>
+          <w:rFonts w:hint="cs"/>
+          <w:b/>
+          <w:bCs/>
+          <w:rtl/>
+        </w:rPr>
+        <w:t xml:space="preserve"> </w:t>
+      </w:r>
+      <w:proofErr w:type="spellStart"/>
+      <w:r>
+        <w:rPr>
+          <w:rFonts w:hint="cs"/>
+          <w:b/>
+          <w:bCs/>
+          <w:rtl/>
+        </w:rPr>
+        <w:t>العاموديه</w:t>
+      </w:r>
+      <w:proofErr w:type="spellEnd"/>
+    </w:p>
+    <w:p>
+      <w:pPr>
+        <w:numPr>
+          <w:ilvl w:val="1"/>
+          <w:numId w:val="6"/>
+        </w:numPr>
+        <w:rPr>
+          <w:rtl/>
+        </w:rPr>
+      </w:pPr>
+      <w:r>
+        <w:rPr>
+          <w:rFonts w:hint="cs"/>
+          <w:b/>
+          <w:bCs/>
+          <w:rtl/>
+        </w:rPr>
+        <w:t xml:space="preserve">دمج </w:t>
+      </w:r>
+      <w:proofErr w:type="spellStart"/>
+      <w:r>
+        <w:rPr>
+          <w:rFonts w:hint="cs"/>
+          <w:b/>
+          <w:bCs/>
+          <w:rtl/>
+        </w:rPr>
+        <w:t>القرائات</w:t>
+      </w:r>
+      <w:proofErr w:type="spellEnd"/>
+      <w:r>
+        <w:rPr>
+          <w:rFonts w:hint="cs"/>
+          <w:b/>
+          <w:bCs/>
+          <w:rtl/>
+        </w:rPr>
+        <w:t xml:space="preserve"> من خلال البرنامج للتحكم باللابتوب</w:t>
+      </w:r>
+    </w:p>
+    <w:p>
+      <w:pPr>
+        <w:rPr>
+          <w:rtl/>
+        </w:rPr>
+      </w:pPr>
     </w:p>
     <w:p>
       <w:pPr>
@@ -265,14 +642,14 @@
           <w:bCs/>
           <w:rtl/>
         </w:rPr>
-        <w:t>مرآة القياس الحيوي غير التلامسي (</w:t>
-      </w:r>
-      <w:r>
-        <w:rPr>
-          <w:b/>
-          <w:bCs/>
-        </w:rPr>
-        <w:t>Contactless Vitals via rPPG</w:t>
+        <w:t>التحكم بالواجهات بإيماءات اليد المعقمة (</w:t>
+      </w:r>
+      <w:r>
+        <w:rPr>
+          <w:b/>
+          <w:bCs/>
+        </w:rPr>
+        <w:t>Touchless Hand Controller</w:t>
       </w:r>
       <w:r>
         <w:rPr>
@@ -318,7 +695,7 @@
         <w:rPr>
           <w:rtl/>
         </w:rPr>
-        <w:t xml:space="preserve"> إطار فيديو لكاميرا الويب مركّز على منطقة الجبهة والوجنتين.</w:t>
+        <w:t xml:space="preserve"> إحداثيات مفاصل اليد (21 نقطة للمفصل).</w:t>
       </w:r>
     </w:p>
     <w:p>
@@ -365,16 +742,7 @@
         <w:rPr>
           <w:rtl/>
         </w:rPr>
-        <w:t xml:space="preserve"> تحليل التغيرات الدقيقة في امتصاص الضوء على سطح الجلد الناتجة عن تدفق الدم مع كل نبضة قلب عبر قنوات الألوان (</w:t>
-      </w:r>
-      <w:r>
-        <w:t>RGB/Green channel</w:t>
-      </w:r>
-      <w:r>
-        <w:rPr>
-          <w:rtl/>
-        </w:rPr>
-        <w:t>).</w:t>
+        <w:t xml:space="preserve"> تصنيف تسلسل الحركات الزمنية (التمرير بالهواء لليمين واليسار، رفع السبابة للتحديد، قبضة اليد للإغلاق).</w:t>
       </w:r>
     </w:p>
     <w:p>
@@ -406,173 +774,6 @@
         <w:rPr>
           <w:rtl/>
         </w:rPr>
-        <w:t xml:space="preserve"> استخراج معدل نبضات القلب (</w:t>
-      </w:r>
-      <w:r>
-        <w:t>BPM</w:t>
-      </w:r>
-      <w:r>
-        <w:rPr>
-          <w:rtl/>
-        </w:rPr>
-        <w:t>) ومعدل التنفس بالدقيقة وعرضها مباشرة على الشاشة دون الحاجة لأي حساس ملامس.</w:t>
-      </w:r>
-    </w:p>
-    <w:p>
-      <w:pPr>
-        <w:rPr>
-          <w:rtl/>
-        </w:rPr>
-      </w:pPr>
-    </w:p>
-    <w:p>
-      <w:pPr>
-        <w:numPr>
-          <w:ilvl w:val="0"/>
-          <w:numId w:val="6"/>
-        </w:numPr>
-        <w:rPr>
-          <w:rtl/>
-        </w:rPr>
-      </w:pPr>
-      <w:r>
-        <w:rPr>
-          <w:b/>
-          <w:bCs/>
-          <w:rtl/>
-        </w:rPr>
-        <w:t>التحكم بالواجهات بإيماءات اليد المعقمة (</w:t>
-      </w:r>
-      <w:r>
-        <w:rPr>
-          <w:b/>
-          <w:bCs/>
-        </w:rPr>
-        <w:t>Touchless Hand Controller</w:t>
-      </w:r>
-      <w:r>
-        <w:rPr>
-          <w:b/>
-          <w:bCs/>
-          <w:rtl/>
-        </w:rPr>
-        <w:t>):</w:t>
-      </w:r>
-    </w:p>
-    <w:p>
-      <w:pPr>
-        <w:rPr>
-          <w:rtl/>
-        </w:rPr>
-      </w:pPr>
-      <w:r>
-        <w:rPr>
-          <w:rtl/>
-        </w:rPr>
-        <w:br/>
-      </w:r>
-    </w:p>
-    <w:p>
-      <w:pPr>
-        <w:numPr>
-          <w:ilvl w:val="1"/>
-          <w:numId w:val="6"/>
-        </w:numPr>
-        <w:rPr>
-          <w:rtl/>
-        </w:rPr>
-      </w:pPr>
-      <w:r>
-        <w:rPr>
-          <w:b/>
-          <w:bCs/>
-          <w:rtl/>
-        </w:rPr>
-        <w:t>المدخل:</w:t>
-      </w:r>
-      <w:r>
-        <w:rPr>
-          <w:rtl/>
-        </w:rPr>
-        <w:t xml:space="preserve"> إحداثيات مفاصل اليد (21 نقطة للمفصل).</w:t>
-      </w:r>
-    </w:p>
-    <w:p>
-      <w:pPr>
-        <w:rPr>
-          <w:rtl/>
-        </w:rPr>
-      </w:pPr>
-    </w:p>
-    <w:p>
-      <w:pPr>
-        <w:numPr>
-          <w:ilvl w:val="1"/>
-          <w:numId w:val="6"/>
-        </w:numPr>
-        <w:rPr>
-          <w:rtl/>
-        </w:rPr>
-      </w:pPr>
-      <w:r>
-        <w:rPr>
-          <w:b/>
-          <w:bCs/>
-          <w:rtl/>
-        </w:rPr>
-        <w:t xml:space="preserve">دور الـ </w:t>
-      </w:r>
-      <w:r>
-        <w:rPr>
-          <w:b/>
-          <w:bCs/>
-        </w:rPr>
-        <w:t>AI</w:t>
-      </w:r>
-      <w:r>
-        <w:rPr>
-          <w:b/>
-          <w:bCs/>
-          <w:rtl/>
-        </w:rPr>
-        <w:t>:</w:t>
-      </w:r>
-      <w:r>
-        <w:rPr>
-          <w:rtl/>
-        </w:rPr>
-        <w:t xml:space="preserve"> تصنيف تسلسل الحركات الزمنية (التمرير بالهواء لليمين واليسار، رفع السبابة للتحديد، قبضة اليد للإغلاق).</w:t>
-      </w:r>
-    </w:p>
-    <w:p>
-      <w:pPr>
-        <w:rPr>
-          <w:rtl/>
-        </w:rPr>
-      </w:pPr>
-    </w:p>
-    <w:p>
-      <w:pPr>
-        <w:numPr>
-          <w:ilvl w:val="1"/>
-          <w:numId w:val="6"/>
-        </w:numPr>
-        <w:rPr>
-          <w:rtl/>
-        </w:rPr>
-      </w:pPr>
-      <w:r>
-        <w:rPr>
-          <w:b/>
-          <w:bCs/>
-          <w:rtl/>
-        </w:rPr>
-        <w:t>المخرج اللحظي:</w:t>
-      </w:r>
-      <w:r>
-        <w:rPr>
-          <w:rtl/>
-        </w:rPr>
         <w:t xml:space="preserve"> التحكم في قلب شرائح العروض التقديمية أو مستندات </w:t>
       </w:r>
       <w:r>
@@ -645,17 +846,13 @@
           <w:ilvl w:val="0"/>
           <w:numId w:val="7"/>
         </w:numPr>
-        <w:rPr>
-          <w:rtl/>
-        </w:rPr>
-      </w:pPr>
-      <w:r>
-        <w:rPr>
-          <w:b/>
-          <w:bCs/>
-          <w:rtl/>
-        </w:rPr>
-        <w:lastRenderedPageBreak/>
+      </w:pPr>
+      <w:r>
+        <w:rPr>
+          <w:b/>
+          <w:bCs/>
+          <w:rtl/>
+        </w:rPr>
         <w:t>نظام التوثيق السلوكي المستمر (</w:t>
       </w:r>
       <w:r>
@@ -672,6 +869,27 @@
           <w:rtl/>
         </w:rPr>
         <w:t>):</w:t>
+      </w:r>
+    </w:p>
+    <w:p>
+      <w:pPr>
+        <w:numPr>
+          <w:ilvl w:val="0"/>
+          <w:numId w:val="7"/>
+        </w:numPr>
+        <w:rPr>
+          <w:rtl/>
+        </w:rPr>
+      </w:pPr>
+      <w:r>
+        <w:rPr>
+          <w:rFonts w:hint="cs"/>
+          <w:rtl/>
+        </w:rPr>
+        <w:t xml:space="preserve">سيتم تطوير النموذج ووضعه على </w:t>
+      </w:r>
+      <w:r>
+        <w:t>Arduino uno</w:t>
       </w:r>
     </w:p>
     <w:p>
@@ -703,6 +921,7 @@
           <w:bCs/>
           <w:rtl/>
         </w:rPr>
+        <w:lastRenderedPageBreak/>
         <w:t>المدخل:</w:t>
       </w:r>
       <w:r>
@@ -845,7 +1064,25 @@
           <w:bCs/>
           <w:rtl/>
         </w:rPr>
-        <w:t>ملخص المشروع: نظام الحراسة الراداري–الحراري لرصد الإبل</w:t>
+        <w:t xml:space="preserve">ملخص المشروع: نظام الحراسة </w:t>
+      </w:r>
+      <w:proofErr w:type="spellStart"/>
+      <w:r>
+        <w:rPr>
+          <w:b/>
+          <w:bCs/>
+          <w:rtl/>
+        </w:rPr>
+        <w:t>الراداري</w:t>
+      </w:r>
+      <w:proofErr w:type="spellEnd"/>
+      <w:r>
+        <w:rPr>
+          <w:b/>
+          <w:bCs/>
+          <w:rtl/>
+        </w:rPr>
+        <w:t>–الحراري لرصد الإبل</w:t>
       </w:r>
       <w:r>
         <w:rPr>
@@ -907,7 +1144,25 @@
           <w:bCs/>
           <w:rtl/>
         </w:rPr>
-        <w:t>البنية العتادية الأساسية</w:t>
+        <w:t xml:space="preserve">البنية </w:t>
+      </w:r>
+      <w:proofErr w:type="spellStart"/>
+      <w:r>
+        <w:rPr>
+          <w:b/>
+          <w:bCs/>
+          <w:rtl/>
+        </w:rPr>
+        <w:t>العتادية</w:t>
+      </w:r>
+      <w:proofErr w:type="spellEnd"/>
+      <w:r>
+        <w:rPr>
+          <w:b/>
+          <w:bCs/>
+          <w:rtl/>
+        </w:rPr>
+        <w:t xml:space="preserve"> الأساسية</w:t>
       </w:r>
     </w:p>
     <w:p>
@@ -984,8 +1239,18 @@
           <w:bCs/>
           <w:rtl/>
         </w:rPr>
-        <w:t>رادار الموجات المليمترية</w:t>
-      </w:r>
+        <w:t xml:space="preserve">رادار الموجات </w:t>
+      </w:r>
+      <w:proofErr w:type="spellStart"/>
+      <w:r>
+        <w:rPr>
+          <w:b/>
+          <w:bCs/>
+          <w:rtl/>
+        </w:rPr>
+        <w:t>المليمترية</w:t>
+      </w:r>
+      <w:proofErr w:type="spellEnd"/>
       <w:r>
         <w:rPr>
           <w:b/>
@@ -1041,8 +1306,18 @@
           <w:bCs/>
           <w:rtl/>
         </w:rPr>
-        <w:t>الحساس الحراري غير التلامسي</w:t>
-      </w:r>
+        <w:t xml:space="preserve">الحساس الحراري غير </w:t>
+      </w:r>
+      <w:proofErr w:type="spellStart"/>
+      <w:r>
+        <w:rPr>
+          <w:b/>
+          <w:bCs/>
+          <w:rtl/>
+        </w:rPr>
+        <w:t>التلامسي</w:t>
+      </w:r>
+      <w:proofErr w:type="spellEnd"/>
       <w:r>
         <w:rPr>
           <w:b/>
@@ -1349,7 +1624,25 @@
           <w:bCs/>
           <w:rtl/>
         </w:rPr>
-        <w:t>طاقة حركة رادارية مستمرة/بطيئة + فارق حراري بيولوجي موجب وواضح عن حرارة الطريق</w:t>
+        <w:t xml:space="preserve">طاقة حركة </w:t>
+      </w:r>
+      <w:proofErr w:type="spellStart"/>
+      <w:r>
+        <w:rPr>
+          <w:b/>
+          <w:bCs/>
+          <w:rtl/>
+        </w:rPr>
+        <w:t>رادارية</w:t>
+      </w:r>
+      <w:proofErr w:type="spellEnd"/>
+      <w:r>
+        <w:rPr>
+          <w:b/>
+          <w:bCs/>
+          <w:rtl/>
+        </w:rPr>
+        <w:t xml:space="preserve"> مستمرة/بطيئة + فارق حراري بيولوجي موجب وواضح عن حرارة الطريق</w:t>
       </w:r>
       <w:r>
         <w:rPr>
@@ -1456,7 +1749,6 @@
           <w:bCs/>
           <w:rtl/>
         </w:rPr>
-        <w:lastRenderedPageBreak/>
         <w:t>مخرجات النظام ورد الفعل</w:t>
       </w:r>
     </w:p>
@@ -1519,6 +1811,7 @@
           <w:bCs/>
           <w:rtl/>
         </w:rPr>
+        <w:lastRenderedPageBreak/>
         <w:t>إرسال إشارة تنبيه رقمية لاسلكية</w:t>
       </w:r>
       <w:r>
